--- a/Finance Invoice template.docx
+++ b/Finance Invoice template.docx
@@ -4,7 +4,7 @@
   <w:body>
     <w:tbl>
       <w:tblPr>
-        <w:tblW w:w="10710" w:type="dxa"/>
+        <w:tblW w:w="10811" w:type="dxa"/>
         <w:tblInd w:w="-720" w:type="dxa"/>
         <w:tblLook w:val="04A0" w:firstRow="1" w:lastRow="0" w:firstColumn="1" w:lastColumn="0" w:noHBand="0" w:noVBand="1"/>
       </w:tblPr>
@@ -21,7 +21,7 @@
         </w:trPr>
         <w:tc>
           <w:tcPr>
-            <w:tcW w:w="5475" w:type="dxa"/>
+            <w:tcW w:w="5576" w:type="dxa"/>
             <w:tcBorders>
               <w:top w:val="nil"/>
               <w:left w:val="nil"/>
@@ -317,7 +317,7 @@
         </w:trPr>
         <w:tc>
           <w:tcPr>
-            <w:tcW w:w="5475" w:type="dxa"/>
+            <w:tcW w:w="5576" w:type="dxa"/>
             <w:tcBorders>
               <w:top w:val="nil"/>
               <w:left w:val="nil"/>
@@ -480,7 +480,7 @@
         </w:trPr>
         <w:tc>
           <w:tcPr>
-            <w:tcW w:w="5475" w:type="dxa"/>
+            <w:tcW w:w="5576" w:type="dxa"/>
             <w:tcBorders>
               <w:top w:val="nil"/>
               <w:left w:val="nil"/>
@@ -644,7 +644,7 @@
         </w:trPr>
         <w:tc>
           <w:tcPr>
-            <w:tcW w:w="5475" w:type="dxa"/>
+            <w:tcW w:w="5576" w:type="dxa"/>
             <w:tcBorders>
               <w:top w:val="nil"/>
               <w:left w:val="nil"/>
@@ -780,7 +780,7 @@
         </w:trPr>
         <w:tc>
           <w:tcPr>
-            <w:tcW w:w="5475" w:type="dxa"/>
+            <w:tcW w:w="5576" w:type="dxa"/>
             <w:tcBorders>
               <w:top w:val="nil"/>
               <w:left w:val="nil"/>
@@ -953,7 +953,7 @@
         </w:trPr>
         <w:tc>
           <w:tcPr>
-            <w:tcW w:w="5475" w:type="dxa"/>
+            <w:tcW w:w="5576" w:type="dxa"/>
             <w:tcBorders>
               <w:top w:val="nil"/>
               <w:left w:val="nil"/>
@@ -985,7 +985,7 @@
                 <w:szCs w:val="18"/>
                 <w14:ligatures w14:val="none"/>
               </w:rPr>
-              <w:t>Gedung Capital Place Lt. 42</w:t>
+              <w:t>Jl. Raya Kebayoran Lama No. 9C RT. 006/RW. 001</w:t>
             </w:r>
           </w:p>
         </w:tc>
@@ -1101,7 +1101,7 @@
         </w:trPr>
         <w:tc>
           <w:tcPr>
-            <w:tcW w:w="5475" w:type="dxa"/>
+            <w:tcW w:w="5576" w:type="dxa"/>
             <w:tcBorders>
               <w:top w:val="nil"/>
               <w:left w:val="nil"/>
@@ -1133,7 +1133,29 @@
                 <w:szCs w:val="18"/>
                 <w14:ligatures w14:val="none"/>
               </w:rPr>
-              <w:t xml:space="preserve">JL. </w:t>
+              <w:t>Grogol Utara</w:t>
+            </w:r>
+            <w:r>
+              <w:rPr>
+                <w:rFonts w:ascii="Arial" w:eastAsia="Times New Roman" w:hAnsi="Arial" w:cs="Arial"/>
+                <w:color w:val="000000"/>
+                <w:kern w:val="0"/>
+                <w:sz w:val="18"/>
+                <w:szCs w:val="18"/>
+                <w14:ligatures w14:val="none"/>
+              </w:rPr>
+              <w:t>,</w:t>
+            </w:r>
+            <w:r>
+              <w:rPr>
+                <w:rFonts w:ascii="Arial" w:eastAsia="Times New Roman" w:hAnsi="Arial" w:cs="Arial"/>
+                <w:color w:val="000000"/>
+                <w:kern w:val="0"/>
+                <w:sz w:val="18"/>
+                <w:szCs w:val="18"/>
+                <w14:ligatures w14:val="none"/>
+              </w:rPr>
+              <w:t xml:space="preserve"> </w:t>
             </w:r>
             <w:proofErr w:type="spellStart"/>
             <w:r>
@@ -1145,7 +1167,7 @@
                 <w:szCs w:val="18"/>
                 <w14:ligatures w14:val="none"/>
               </w:rPr>
-              <w:t>Jend</w:t>
+              <w:t>Kebayoran</w:t>
             </w:r>
             <w:proofErr w:type="spellEnd"/>
             <w:r>
@@ -1157,7 +1179,7 @@
                 <w:szCs w:val="18"/>
                 <w14:ligatures w14:val="none"/>
               </w:rPr>
-              <w:t>. Gatot Subroto Kav. 18</w:t>
+              <w:t xml:space="preserve"> Lama</w:t>
             </w:r>
           </w:p>
         </w:tc>
@@ -1273,30 +1295,29 @@
         </w:trPr>
         <w:tc>
           <w:tcPr>
-            <w:tcW w:w="5475" w:type="dxa"/>
-            <w:tcBorders>
-              <w:top w:val="nil"/>
-              <w:left w:val="nil"/>
-              <w:bottom w:val="nil"/>
-              <w:right w:val="nil"/>
-            </w:tcBorders>
-            <w:noWrap/>
-            <w:vAlign w:val="bottom"/>
-            <w:hideMark/>
-          </w:tcPr>
-          <w:p>
-            <w:pPr>
-              <w:spacing w:after="0" w:line="240" w:lineRule="auto"/>
-              <w:rPr>
-                <w:rFonts w:ascii="Arial" w:eastAsia="Times New Roman" w:hAnsi="Arial" w:cs="Arial"/>
-                <w:color w:val="000000"/>
-                <w:kern w:val="0"/>
-                <w:sz w:val="18"/>
-                <w:szCs w:val="18"/>
-                <w14:ligatures w14:val="none"/>
-              </w:rPr>
-            </w:pPr>
-            <w:proofErr w:type="spellStart"/>
+            <w:tcW w:w="5576" w:type="dxa"/>
+            <w:tcBorders>
+              <w:top w:val="nil"/>
+              <w:left w:val="nil"/>
+              <w:bottom w:val="nil"/>
+              <w:right w:val="nil"/>
+            </w:tcBorders>
+            <w:noWrap/>
+            <w:vAlign w:val="bottom"/>
+            <w:hideMark/>
+          </w:tcPr>
+          <w:p>
+            <w:pPr>
+              <w:spacing w:after="0" w:line="240" w:lineRule="auto"/>
+              <w:rPr>
+                <w:rFonts w:ascii="Arial" w:eastAsia="Times New Roman" w:hAnsi="Arial" w:cs="Arial"/>
+                <w:color w:val="000000"/>
+                <w:kern w:val="0"/>
+                <w:sz w:val="18"/>
+                <w:szCs w:val="18"/>
+                <w14:ligatures w14:val="none"/>
+              </w:rPr>
+            </w:pPr>
             <w:r>
               <w:rPr>
                 <w:rFonts w:ascii="Arial" w:eastAsia="Times New Roman" w:hAnsi="Arial" w:cs="Arial"/>
@@ -1306,57 +1327,8 @@
                 <w:szCs w:val="18"/>
                 <w14:ligatures w14:val="none"/>
               </w:rPr>
-              <w:t>Kuningan</w:t>
+              <w:t>Jakarta Selatan</w:t>
             </w:r>
-            <w:proofErr w:type="spellEnd"/>
-            <w:r>
-              <w:rPr>
-                <w:rFonts w:ascii="Arial" w:eastAsia="Times New Roman" w:hAnsi="Arial" w:cs="Arial"/>
-                <w:color w:val="000000"/>
-                <w:kern w:val="0"/>
-                <w:sz w:val="18"/>
-                <w:szCs w:val="18"/>
-                <w14:ligatures w14:val="none"/>
-              </w:rPr>
-              <w:t xml:space="preserve"> Barat, </w:t>
-            </w:r>
-            <w:proofErr w:type="spellStart"/>
-            <w:r>
-              <w:rPr>
-                <w:rFonts w:ascii="Arial" w:eastAsia="Times New Roman" w:hAnsi="Arial" w:cs="Arial"/>
-                <w:color w:val="000000"/>
-                <w:kern w:val="0"/>
-                <w:sz w:val="18"/>
-                <w:szCs w:val="18"/>
-                <w14:ligatures w14:val="none"/>
-              </w:rPr>
-              <w:t>Mampang</w:t>
-            </w:r>
-            <w:proofErr w:type="spellEnd"/>
-            <w:r>
-              <w:rPr>
-                <w:rFonts w:ascii="Arial" w:eastAsia="Times New Roman" w:hAnsi="Arial" w:cs="Arial"/>
-                <w:color w:val="000000"/>
-                <w:kern w:val="0"/>
-                <w:sz w:val="18"/>
-                <w:szCs w:val="18"/>
-                <w14:ligatures w14:val="none"/>
-              </w:rPr>
-              <w:t xml:space="preserve"> </w:t>
-            </w:r>
-            <w:proofErr w:type="spellStart"/>
-            <w:r>
-              <w:rPr>
-                <w:rFonts w:ascii="Arial" w:eastAsia="Times New Roman" w:hAnsi="Arial" w:cs="Arial"/>
-                <w:color w:val="000000"/>
-                <w:kern w:val="0"/>
-                <w:sz w:val="18"/>
-                <w:szCs w:val="18"/>
-                <w14:ligatures w14:val="none"/>
-              </w:rPr>
-              <w:t>Prapatan</w:t>
-            </w:r>
-            <w:proofErr w:type="spellEnd"/>
           </w:p>
         </w:tc>
         <w:tc>
@@ -1471,16 +1443,15 @@
         </w:trPr>
         <w:tc>
           <w:tcPr>
-            <w:tcW w:w="5475" w:type="dxa"/>
-            <w:tcBorders>
-              <w:top w:val="nil"/>
-              <w:left w:val="nil"/>
-              <w:bottom w:val="nil"/>
-              <w:right w:val="nil"/>
-            </w:tcBorders>
-            <w:noWrap/>
-            <w:vAlign w:val="bottom"/>
-            <w:hideMark/>
+            <w:tcW w:w="5576" w:type="dxa"/>
+            <w:tcBorders>
+              <w:top w:val="nil"/>
+              <w:left w:val="nil"/>
+              <w:bottom w:val="nil"/>
+              <w:right w:val="nil"/>
+            </w:tcBorders>
+            <w:noWrap/>
+            <w:vAlign w:val="bottom"/>
           </w:tcPr>
           <w:p>
             <w:pPr>
@@ -1503,7 +1474,18 @@
                 <w:szCs w:val="18"/>
                 <w14:ligatures w14:val="none"/>
               </w:rPr>
-              <w:t>Jakarta Selatan</w:t>
+              <w:t xml:space="preserve">Indonesia </w:t>
+            </w:r>
+            <w:r>
+              <w:rPr>
+                <w:rFonts w:ascii="Arial" w:eastAsia="Times New Roman" w:hAnsi="Arial" w:cs="Arial"/>
+                <w:color w:val="000000"/>
+                <w:kern w:val="0"/>
+                <w:sz w:val="18"/>
+                <w:szCs w:val="18"/>
+                <w14:ligatures w14:val="none"/>
+              </w:rPr>
+              <w:t>12210</w:t>
             </w:r>
           </w:p>
         </w:tc>
@@ -1619,16 +1601,15 @@
         </w:trPr>
         <w:tc>
           <w:tcPr>
-            <w:tcW w:w="5475" w:type="dxa"/>
-            <w:tcBorders>
-              <w:top w:val="nil"/>
-              <w:left w:val="nil"/>
-              <w:bottom w:val="nil"/>
-              <w:right w:val="nil"/>
-            </w:tcBorders>
-            <w:noWrap/>
-            <w:vAlign w:val="bottom"/>
-            <w:hideMark/>
+            <w:tcW w:w="5576" w:type="dxa"/>
+            <w:tcBorders>
+              <w:top w:val="nil"/>
+              <w:left w:val="nil"/>
+              <w:bottom w:val="nil"/>
+              <w:right w:val="nil"/>
+            </w:tcBorders>
+            <w:noWrap/>
+            <w:vAlign w:val="bottom"/>
           </w:tcPr>
           <w:p>
             <w:pPr>
@@ -1651,7 +1632,7 @@
                 <w:szCs w:val="18"/>
                 <w14:ligatures w14:val="none"/>
               </w:rPr>
-              <w:t>Indonesia 12710</w:t>
+              <w:t>Tax ID # 91.654.365.5-063.000</w:t>
             </w:r>
           </w:p>
         </w:tc>
@@ -1767,40 +1748,28 @@
         </w:trPr>
         <w:tc>
           <w:tcPr>
-            <w:tcW w:w="5475" w:type="dxa"/>
-            <w:tcBorders>
-              <w:top w:val="nil"/>
-              <w:left w:val="nil"/>
-              <w:bottom w:val="nil"/>
-              <w:right w:val="nil"/>
-            </w:tcBorders>
-            <w:noWrap/>
-            <w:vAlign w:val="bottom"/>
-            <w:hideMark/>
-          </w:tcPr>
-          <w:p>
-            <w:pPr>
-              <w:spacing w:after="0" w:line="240" w:lineRule="auto"/>
-              <w:rPr>
-                <w:rFonts w:ascii="Arial" w:eastAsia="Times New Roman" w:hAnsi="Arial" w:cs="Arial"/>
-                <w:color w:val="000000"/>
-                <w:kern w:val="0"/>
-                <w:sz w:val="18"/>
-                <w:szCs w:val="18"/>
-                <w14:ligatures w14:val="none"/>
-              </w:rPr>
-            </w:pPr>
-            <w:r>
-              <w:rPr>
-                <w:rFonts w:ascii="Arial" w:eastAsia="Times New Roman" w:hAnsi="Arial" w:cs="Arial"/>
-                <w:color w:val="000000"/>
-                <w:kern w:val="0"/>
-                <w:sz w:val="18"/>
-                <w:szCs w:val="18"/>
-                <w14:ligatures w14:val="none"/>
-              </w:rPr>
-              <w:t>Tax ID # 91.654.365.5-063.000</w:t>
-            </w:r>
+            <w:tcW w:w="5576" w:type="dxa"/>
+            <w:tcBorders>
+              <w:top w:val="nil"/>
+              <w:left w:val="nil"/>
+              <w:bottom w:val="nil"/>
+              <w:right w:val="nil"/>
+            </w:tcBorders>
+            <w:noWrap/>
+            <w:vAlign w:val="bottom"/>
+          </w:tcPr>
+          <w:p>
+            <w:pPr>
+              <w:spacing w:after="0" w:line="240" w:lineRule="auto"/>
+              <w:rPr>
+                <w:rFonts w:ascii="Arial" w:eastAsia="Times New Roman" w:hAnsi="Arial" w:cs="Arial"/>
+                <w:color w:val="000000"/>
+                <w:kern w:val="0"/>
+                <w:sz w:val="18"/>
+                <w:szCs w:val="18"/>
+                <w14:ligatures w14:val="none"/>
+              </w:rPr>
+            </w:pPr>
           </w:p>
         </w:tc>
         <w:tc>
@@ -1915,7 +1884,7 @@
         </w:trPr>
         <w:tc>
           <w:tcPr>
-            <w:tcW w:w="5475" w:type="dxa"/>
+            <w:tcW w:w="5576" w:type="dxa"/>
             <w:tcBorders>
               <w:top w:val="nil"/>
               <w:left w:val="nil"/>
@@ -2050,7 +2019,7 @@
         </w:trPr>
         <w:tc>
           <w:tcPr>
-            <w:tcW w:w="5475" w:type="dxa"/>
+            <w:tcW w:w="5576" w:type="dxa"/>
             <w:tcBorders>
               <w:top w:val="nil"/>
               <w:left w:val="nil"/>
@@ -2185,7 +2154,7 @@
         </w:trPr>
         <w:tc>
           <w:tcPr>
-            <w:tcW w:w="5475" w:type="dxa"/>
+            <w:tcW w:w="5576" w:type="dxa"/>
             <w:tcBorders>
               <w:top w:val="nil"/>
               <w:left w:val="nil"/>
@@ -2339,7 +2308,7 @@
         </w:trPr>
         <w:tc>
           <w:tcPr>
-            <w:tcW w:w="5475" w:type="dxa"/>
+            <w:tcW w:w="5576" w:type="dxa"/>
             <w:tcBorders>
               <w:top w:val="nil"/>
               <w:left w:val="nil"/>
@@ -2503,7 +2472,7 @@
         </w:trPr>
         <w:tc>
           <w:tcPr>
-            <w:tcW w:w="5475" w:type="dxa"/>
+            <w:tcW w:w="5576" w:type="dxa"/>
             <w:tcBorders>
               <w:top w:val="nil"/>
               <w:left w:val="nil"/>
@@ -2678,7 +2647,7 @@
         </w:trPr>
         <w:tc>
           <w:tcPr>
-            <w:tcW w:w="5475" w:type="dxa"/>
+            <w:tcW w:w="5576" w:type="dxa"/>
             <w:tcBorders>
               <w:top w:val="nil"/>
               <w:left w:val="nil"/>
@@ -2871,7 +2840,7 @@
         </w:trPr>
         <w:tc>
           <w:tcPr>
-            <w:tcW w:w="5475" w:type="dxa"/>
+            <w:tcW w:w="5576" w:type="dxa"/>
             <w:tcBorders>
               <w:top w:val="nil"/>
               <w:left w:val="nil"/>
@@ -3086,7 +3055,7 @@
         </w:trPr>
         <w:tc>
           <w:tcPr>
-            <w:tcW w:w="5475" w:type="dxa"/>
+            <w:tcW w:w="5576" w:type="dxa"/>
             <w:tcBorders>
               <w:top w:val="nil"/>
               <w:left w:val="nil"/>
@@ -3247,7 +3216,7 @@
         </w:trPr>
         <w:tc>
           <w:tcPr>
-            <w:tcW w:w="5475" w:type="dxa"/>
+            <w:tcW w:w="5576" w:type="dxa"/>
             <w:tcBorders>
               <w:top w:val="nil"/>
               <w:left w:val="nil"/>
@@ -3398,7 +3367,7 @@
         </w:trPr>
         <w:tc>
           <w:tcPr>
-            <w:tcW w:w="5475" w:type="dxa"/>
+            <w:tcW w:w="5576" w:type="dxa"/>
             <w:tcBorders>
               <w:top w:val="nil"/>
               <w:left w:val="nil"/>
@@ -3533,7 +3502,7 @@
         </w:trPr>
         <w:tc>
           <w:tcPr>
-            <w:tcW w:w="5951" w:type="dxa"/>
+            <w:tcW w:w="6052" w:type="dxa"/>
             <w:gridSpan w:val="2"/>
             <w:tcBorders>
               <w:top w:val="single" w:sz="4" w:space="0" w:color="auto"/>
@@ -3724,7 +3693,7 @@
         </w:trPr>
         <w:tc>
           <w:tcPr>
-            <w:tcW w:w="5475" w:type="dxa"/>
+            <w:tcW w:w="5576" w:type="dxa"/>
             <w:tcBorders>
               <w:top w:val="nil"/>
               <w:left w:val="single" w:sz="4" w:space="0" w:color="auto"/>
@@ -3907,7 +3876,7 @@
         </w:trPr>
         <w:tc>
           <w:tcPr>
-            <w:tcW w:w="5475" w:type="dxa"/>
+            <w:tcW w:w="5576" w:type="dxa"/>
             <w:tcBorders>
               <w:top w:val="nil"/>
               <w:left w:val="single" w:sz="4" w:space="0" w:color="auto"/>
@@ -4090,7 +4059,7 @@
         </w:trPr>
         <w:tc>
           <w:tcPr>
-            <w:tcW w:w="5475" w:type="dxa"/>
+            <w:tcW w:w="5576" w:type="dxa"/>
             <w:tcBorders>
               <w:top w:val="nil"/>
               <w:left w:val="single" w:sz="4" w:space="0" w:color="auto"/>
@@ -4273,7 +4242,7 @@
         </w:trPr>
         <w:tc>
           <w:tcPr>
-            <w:tcW w:w="5951" w:type="dxa"/>
+            <w:tcW w:w="6052" w:type="dxa"/>
             <w:gridSpan w:val="2"/>
             <w:tcBorders>
               <w:top w:val="nil"/>
@@ -4431,7 +4400,7 @@
         </w:trPr>
         <w:tc>
           <w:tcPr>
-            <w:tcW w:w="5475" w:type="dxa"/>
+            <w:tcW w:w="5576" w:type="dxa"/>
             <w:tcBorders>
               <w:top w:val="nil"/>
               <w:left w:val="nil"/>
@@ -4566,7 +4535,7 @@
         </w:trPr>
         <w:tc>
           <w:tcPr>
-            <w:tcW w:w="5475" w:type="dxa"/>
+            <w:tcW w:w="5576" w:type="dxa"/>
             <w:tcBorders>
               <w:top w:val="nil"/>
               <w:left w:val="nil"/>
@@ -4670,7 +4639,25 @@
                 <w14:ligatures w14:val="none"/>
               </w:rPr>
             </w:pPr>
-            <w:r>
+          </w:p>
+        </w:tc>
+        <w:tc>
+          <w:tcPr>
+            <w:tcW w:w="2267" w:type="dxa"/>
+            <w:tcBorders>
+              <w:top w:val="nil"/>
+              <w:left w:val="nil"/>
+              <w:bottom w:val="nil"/>
+              <w:right w:val="nil"/>
+            </w:tcBorders>
+            <w:noWrap/>
+            <w:vAlign w:val="bottom"/>
+            <w:hideMark/>
+          </w:tcPr>
+          <w:p>
+            <w:pPr>
+              <w:spacing w:after="0" w:line="240" w:lineRule="auto"/>
+              <w:jc w:val="right"/>
               <w:rPr>
                 <w:rFonts w:ascii="Arial" w:eastAsia="Times New Roman" w:hAnsi="Arial" w:cs="Arial"/>
                 <w:b/>
@@ -4681,51 +4668,7 @@
                 <w:szCs w:val="18"/>
                 <w14:ligatures w14:val="none"/>
               </w:rPr>
-              <w:t>Subtotal</w:t>
-            </w:r>
-          </w:p>
-        </w:tc>
-        <w:tc>
-          <w:tcPr>
-            <w:tcW w:w="2267" w:type="dxa"/>
-            <w:tcBorders>
-              <w:top w:val="nil"/>
-              <w:left w:val="nil"/>
-              <w:bottom w:val="nil"/>
-              <w:right w:val="nil"/>
-            </w:tcBorders>
-            <w:noWrap/>
-            <w:vAlign w:val="bottom"/>
-            <w:hideMark/>
-          </w:tcPr>
-          <w:p>
-            <w:pPr>
-              <w:spacing w:after="0" w:line="240" w:lineRule="auto"/>
-              <w:jc w:val="right"/>
-              <w:rPr>
-                <w:rFonts w:ascii="Arial" w:eastAsia="Times New Roman" w:hAnsi="Arial" w:cs="Arial"/>
-                <w:b/>
-                <w:bCs/>
-                <w:color w:val="000000"/>
-                <w:kern w:val="0"/>
-                <w:sz w:val="18"/>
-                <w:szCs w:val="18"/>
-                <w14:ligatures w14:val="none"/>
-              </w:rPr>
-            </w:pPr>
-            <w:r>
-              <w:rPr>
-                <w:rFonts w:ascii="Arial" w:eastAsia="Times New Roman" w:hAnsi="Arial" w:cs="Arial"/>
-                <w:b/>
-                <w:bCs/>
-                <w:color w:val="000000"/>
-                <w:kern w:val="0"/>
-                <w:sz w:val="18"/>
-                <w:szCs w:val="18"/>
-                <w14:ligatures w14:val="none"/>
-              </w:rPr>
-              <w:t>Rp7,004,435</w:t>
-            </w:r>
+            </w:pPr>
           </w:p>
         </w:tc>
       </w:tr>
@@ -4735,7 +4678,7 @@
         </w:trPr>
         <w:tc>
           <w:tcPr>
-            <w:tcW w:w="5475" w:type="dxa"/>
+            <w:tcW w:w="5576" w:type="dxa"/>
             <w:tcBorders>
               <w:top w:val="nil"/>
               <w:left w:val="nil"/>
@@ -4843,7 +4786,25 @@
                 <w14:ligatures w14:val="none"/>
               </w:rPr>
             </w:pPr>
-            <w:r>
+          </w:p>
+        </w:tc>
+        <w:tc>
+          <w:tcPr>
+            <w:tcW w:w="2267" w:type="dxa"/>
+            <w:tcBorders>
+              <w:top w:val="nil"/>
+              <w:left w:val="nil"/>
+              <w:bottom w:val="nil"/>
+              <w:right w:val="nil"/>
+            </w:tcBorders>
+            <w:noWrap/>
+            <w:vAlign w:val="bottom"/>
+            <w:hideMark/>
+          </w:tcPr>
+          <w:p>
+            <w:pPr>
+              <w:spacing w:after="0" w:line="240" w:lineRule="auto"/>
+              <w:jc w:val="right"/>
               <w:rPr>
                 <w:rFonts w:ascii="Arial" w:eastAsia="Times New Roman" w:hAnsi="Arial" w:cs="Arial"/>
                 <w:b/>
@@ -4854,51 +4815,7 @@
                 <w:szCs w:val="18"/>
                 <w14:ligatures w14:val="none"/>
               </w:rPr>
-              <w:t>VAT Total</w:t>
-            </w:r>
-          </w:p>
-        </w:tc>
-        <w:tc>
-          <w:tcPr>
-            <w:tcW w:w="2267" w:type="dxa"/>
-            <w:tcBorders>
-              <w:top w:val="nil"/>
-              <w:left w:val="nil"/>
-              <w:bottom w:val="nil"/>
-              <w:right w:val="nil"/>
-            </w:tcBorders>
-            <w:noWrap/>
-            <w:vAlign w:val="bottom"/>
-            <w:hideMark/>
-          </w:tcPr>
-          <w:p>
-            <w:pPr>
-              <w:spacing w:after="0" w:line="240" w:lineRule="auto"/>
-              <w:jc w:val="right"/>
-              <w:rPr>
-                <w:rFonts w:ascii="Arial" w:eastAsia="Times New Roman" w:hAnsi="Arial" w:cs="Arial"/>
-                <w:b/>
-                <w:bCs/>
-                <w:color w:val="000000"/>
-                <w:kern w:val="0"/>
-                <w:sz w:val="18"/>
-                <w:szCs w:val="18"/>
-                <w14:ligatures w14:val="none"/>
-              </w:rPr>
-            </w:pPr>
-            <w:r>
-              <w:rPr>
-                <w:rFonts w:ascii="Arial" w:eastAsia="Times New Roman" w:hAnsi="Arial" w:cs="Arial"/>
-                <w:b/>
-                <w:bCs/>
-                <w:color w:val="000000"/>
-                <w:kern w:val="0"/>
-                <w:sz w:val="18"/>
-                <w:szCs w:val="18"/>
-                <w14:ligatures w14:val="none"/>
-              </w:rPr>
-              <w:t>Rp132,550</w:t>
-            </w:r>
+            </w:pPr>
           </w:p>
         </w:tc>
       </w:tr>
@@ -4908,7 +4825,7 @@
         </w:trPr>
         <w:tc>
           <w:tcPr>
-            <w:tcW w:w="5475" w:type="dxa"/>
+            <w:tcW w:w="5576" w:type="dxa"/>
             <w:tcBorders>
               <w:top w:val="nil"/>
               <w:left w:val="nil"/>
@@ -5016,7 +4933,25 @@
                 <w14:ligatures w14:val="none"/>
               </w:rPr>
             </w:pPr>
-            <w:r>
+          </w:p>
+        </w:tc>
+        <w:tc>
+          <w:tcPr>
+            <w:tcW w:w="2267" w:type="dxa"/>
+            <w:tcBorders>
+              <w:top w:val="nil"/>
+              <w:left w:val="nil"/>
+              <w:bottom w:val="nil"/>
+              <w:right w:val="nil"/>
+            </w:tcBorders>
+            <w:noWrap/>
+            <w:vAlign w:val="bottom"/>
+            <w:hideMark/>
+          </w:tcPr>
+          <w:p>
+            <w:pPr>
+              <w:spacing w:after="0" w:line="240" w:lineRule="auto"/>
+              <w:jc w:val="right"/>
               <w:rPr>
                 <w:rFonts w:ascii="Arial" w:eastAsia="Times New Roman" w:hAnsi="Arial" w:cs="Arial"/>
                 <w:b/>
@@ -5027,51 +4962,7 @@
                 <w:szCs w:val="18"/>
                 <w14:ligatures w14:val="none"/>
               </w:rPr>
-              <w:t>Total</w:t>
-            </w:r>
-          </w:p>
-        </w:tc>
-        <w:tc>
-          <w:tcPr>
-            <w:tcW w:w="2267" w:type="dxa"/>
-            <w:tcBorders>
-              <w:top w:val="nil"/>
-              <w:left w:val="nil"/>
-              <w:bottom w:val="nil"/>
-              <w:right w:val="nil"/>
-            </w:tcBorders>
-            <w:noWrap/>
-            <w:vAlign w:val="bottom"/>
-            <w:hideMark/>
-          </w:tcPr>
-          <w:p>
-            <w:pPr>
-              <w:spacing w:after="0" w:line="240" w:lineRule="auto"/>
-              <w:jc w:val="right"/>
-              <w:rPr>
-                <w:rFonts w:ascii="Arial" w:eastAsia="Times New Roman" w:hAnsi="Arial" w:cs="Arial"/>
-                <w:b/>
-                <w:bCs/>
-                <w:color w:val="000000"/>
-                <w:kern w:val="0"/>
-                <w:sz w:val="18"/>
-                <w:szCs w:val="18"/>
-                <w14:ligatures w14:val="none"/>
-              </w:rPr>
-            </w:pPr>
-            <w:r>
-              <w:rPr>
-                <w:rFonts w:ascii="Arial" w:eastAsia="Times New Roman" w:hAnsi="Arial" w:cs="Arial"/>
-                <w:b/>
-                <w:bCs/>
-                <w:color w:val="000000"/>
-                <w:kern w:val="0"/>
-                <w:sz w:val="18"/>
-                <w:szCs w:val="18"/>
-                <w14:ligatures w14:val="none"/>
-              </w:rPr>
-              <w:t>Rp7,136,985</w:t>
-            </w:r>
+            </w:pPr>
           </w:p>
         </w:tc>
       </w:tr>
@@ -5081,7 +4972,7 @@
         </w:trPr>
         <w:tc>
           <w:tcPr>
-            <w:tcW w:w="5475" w:type="dxa"/>
+            <w:tcW w:w="5576" w:type="dxa"/>
             <w:tcBorders>
               <w:top w:val="nil"/>
               <w:left w:val="nil"/>
@@ -5220,7 +5111,7 @@
         </w:trPr>
         <w:tc>
           <w:tcPr>
-            <w:tcW w:w="5475" w:type="dxa"/>
+            <w:tcW w:w="5576" w:type="dxa"/>
             <w:tcBorders>
               <w:top w:val="nil"/>
               <w:left w:val="nil"/>
@@ -5374,7 +5265,7 @@
         </w:trPr>
         <w:tc>
           <w:tcPr>
-            <w:tcW w:w="5475" w:type="dxa"/>
+            <w:tcW w:w="5576" w:type="dxa"/>
             <w:tcBorders>
               <w:top w:val="nil"/>
               <w:left w:val="nil"/>
@@ -5528,7 +5419,7 @@
         </w:trPr>
         <w:tc>
           <w:tcPr>
-            <w:tcW w:w="5475" w:type="dxa"/>
+            <w:tcW w:w="5576" w:type="dxa"/>
             <w:tcBorders>
               <w:top w:val="nil"/>
               <w:left w:val="nil"/>
@@ -5560,31 +5451,7 @@
                 <w:szCs w:val="18"/>
                 <w14:ligatures w14:val="none"/>
               </w:rPr>
-              <w:t xml:space="preserve">2. Please make your payment </w:t>
-            </w:r>
-            <w:proofErr w:type="gramStart"/>
-            <w:r>
-              <w:rPr>
-                <w:rFonts w:ascii="Arial" w:eastAsia="Times New Roman" w:hAnsi="Arial" w:cs="Arial"/>
-                <w:color w:val="000000"/>
-                <w:kern w:val="0"/>
-                <w:sz w:val="18"/>
-                <w:szCs w:val="18"/>
-                <w14:ligatures w14:val="none"/>
-              </w:rPr>
-              <w:t>into</w:t>
-            </w:r>
-            <w:proofErr w:type="gramEnd"/>
-            <w:r>
-              <w:rPr>
-                <w:rFonts w:ascii="Arial" w:eastAsia="Times New Roman" w:hAnsi="Arial" w:cs="Arial"/>
-                <w:color w:val="000000"/>
-                <w:kern w:val="0"/>
-                <w:sz w:val="18"/>
-                <w:szCs w:val="18"/>
-                <w14:ligatures w14:val="none"/>
-              </w:rPr>
-              <w:t xml:space="preserve"> our account bank:</w:t>
+              <w:t>2. Please make your payment into our account bank:</w:t>
             </w:r>
           </w:p>
         </w:tc>
@@ -5706,7 +5573,7 @@
         </w:trPr>
         <w:tc>
           <w:tcPr>
-            <w:tcW w:w="5475" w:type="dxa"/>
+            <w:tcW w:w="5576" w:type="dxa"/>
             <w:tcBorders>
               <w:top w:val="nil"/>
               <w:left w:val="nil"/>
@@ -5842,7 +5709,7 @@
         </w:trPr>
         <w:tc>
           <w:tcPr>
-            <w:tcW w:w="5475" w:type="dxa"/>
+            <w:tcW w:w="5576" w:type="dxa"/>
             <w:tcBorders>
               <w:top w:val="nil"/>
               <w:left w:val="nil"/>
@@ -5979,7 +5846,7 @@
         </w:trPr>
         <w:tc>
           <w:tcPr>
-            <w:tcW w:w="5475" w:type="dxa"/>
+            <w:tcW w:w="5576" w:type="dxa"/>
             <w:tcBorders>
               <w:top w:val="nil"/>
               <w:left w:val="nil"/>
@@ -6156,7 +6023,7 @@
         </w:trPr>
         <w:tc>
           <w:tcPr>
-            <w:tcW w:w="5475" w:type="dxa"/>
+            <w:tcW w:w="5576" w:type="dxa"/>
             <w:tcBorders>
               <w:top w:val="nil"/>
               <w:left w:val="nil"/>
@@ -6333,7 +6200,7 @@
         </w:trPr>
         <w:tc>
           <w:tcPr>
-            <w:tcW w:w="5475" w:type="dxa"/>
+            <w:tcW w:w="5576" w:type="dxa"/>
             <w:tcBorders>
               <w:top w:val="nil"/>
               <w:left w:val="nil"/>
@@ -6510,7 +6377,7 @@
         </w:trPr>
         <w:tc>
           <w:tcPr>
-            <w:tcW w:w="5475" w:type="dxa"/>
+            <w:tcW w:w="5576" w:type="dxa"/>
             <w:tcBorders>
               <w:top w:val="nil"/>
               <w:left w:val="nil"/>
@@ -6700,7 +6567,7 @@
         </w:trPr>
         <w:tc>
           <w:tcPr>
-            <w:tcW w:w="5475" w:type="dxa"/>
+            <w:tcW w:w="5576" w:type="dxa"/>
             <w:tcBorders>
               <w:top w:val="nil"/>
               <w:left w:val="nil"/>
@@ -6877,7 +6744,7 @@
         </w:trPr>
         <w:tc>
           <w:tcPr>
-            <w:tcW w:w="5475" w:type="dxa"/>
+            <w:tcW w:w="5576" w:type="dxa"/>
             <w:tcBorders>
               <w:top w:val="nil"/>
               <w:left w:val="nil"/>
@@ -7012,7 +6879,7 @@
         </w:trPr>
         <w:tc>
           <w:tcPr>
-            <w:tcW w:w="5475" w:type="dxa"/>
+            <w:tcW w:w="5576" w:type="dxa"/>
             <w:tcBorders>
               <w:top w:val="nil"/>
               <w:left w:val="nil"/>
@@ -7769,7 +7636,6 @@
   <w:style w:type="character" w:default="1" w:styleId="DefaultParagraphFont">
     <w:name w:val="Default Paragraph Font"/>
     <w:uiPriority w:val="1"/>
-    <w:semiHidden/>
     <w:unhideWhenUsed/>
   </w:style>
   <w:style w:type="table" w:default="1" w:styleId="TableNormal">

--- a/Finance Invoice template.docx
+++ b/Finance Invoice template.docx
@@ -3715,17 +3715,6 @@
                 <w14:ligatures w14:val="none"/>
               </w:rPr>
             </w:pPr>
-            <w:r>
-              <w:rPr>
-                <w:rFonts w:ascii="Arial" w:eastAsia="Times New Roman" w:hAnsi="Arial" w:cs="Arial"/>
-                <w:color w:val="000000"/>
-                <w:kern w:val="0"/>
-                <w:sz w:val="18"/>
-                <w:szCs w:val="18"/>
-                <w14:ligatures w14:val="none"/>
-              </w:rPr>
-              <w:t>Consultation GP</w:t>
-            </w:r>
           </w:p>
         </w:tc>
         <w:tc>
@@ -3788,7 +3777,7 @@
                 <w:szCs w:val="18"/>
                 <w14:ligatures w14:val="none"/>
               </w:rPr>
-              <w:t xml:space="preserve">                27,000 </w:t>
+              <w:t xml:space="preserve"> </w:t>
             </w:r>
           </w:p>
         </w:tc>
@@ -3827,7 +3816,29 @@
                 <w:szCs w:val="18"/>
                 <w14:ligatures w14:val="none"/>
               </w:rPr>
-              <w:t xml:space="preserve">               15 </w:t>
+              <w:t xml:space="preserve">               </w:t>
+            </w:r>
+            <w:r>
+              <w:rPr>
+                <w:rFonts w:ascii="Arial" w:eastAsia="Times New Roman" w:hAnsi="Arial" w:cs="Arial"/>
+                <w:color w:val="000000"/>
+                <w:kern w:val="0"/>
+                <w:sz w:val="18"/>
+                <w:szCs w:val="18"/>
+                <w14:ligatures w14:val="none"/>
+              </w:rPr>
+              <w:t xml:space="preserve"> </w:t>
+            </w:r>
+            <w:r>
+              <w:rPr>
+                <w:rFonts w:ascii="Arial" w:eastAsia="Times New Roman" w:hAnsi="Arial" w:cs="Arial"/>
+                <w:color w:val="000000"/>
+                <w:kern w:val="0"/>
+                <w:sz w:val="18"/>
+                <w:szCs w:val="18"/>
+                <w14:ligatures w14:val="none"/>
+              </w:rPr>
+              <w:t xml:space="preserve"> </w:t>
             </w:r>
           </w:p>
         </w:tc>
@@ -3865,7 +3876,7 @@
                 <w:szCs w:val="18"/>
                 <w14:ligatures w14:val="none"/>
               </w:rPr>
-              <w:t xml:space="preserve">                                    405,000 </w:t>
+              <w:t xml:space="preserve"> </w:t>
             </w:r>
           </w:p>
         </w:tc>
@@ -3907,7 +3918,7 @@
                 <w:szCs w:val="18"/>
                 <w14:ligatures w14:val="none"/>
               </w:rPr>
-              <w:t>Consultation SP</w:t>
+              <w:t xml:space="preserve"> </w:t>
             </w:r>
           </w:p>
         </w:tc>
@@ -3971,7 +3982,7 @@
                 <w:szCs w:val="18"/>
                 <w14:ligatures w14:val="none"/>
               </w:rPr>
-              <w:t xml:space="preserve">             100,000 </w:t>
+              <w:t xml:space="preserve"> </w:t>
             </w:r>
           </w:p>
         </w:tc>
@@ -4010,7 +4021,29 @@
                 <w:szCs w:val="18"/>
                 <w14:ligatures w14:val="none"/>
               </w:rPr>
-              <w:t xml:space="preserve">                  8 </w:t>
+              <w:t xml:space="preserve">                  </w:t>
+            </w:r>
+            <w:r>
+              <w:rPr>
+                <w:rFonts w:ascii="Arial" w:eastAsia="Times New Roman" w:hAnsi="Arial" w:cs="Arial"/>
+                <w:color w:val="000000"/>
+                <w:kern w:val="0"/>
+                <w:sz w:val="18"/>
+                <w:szCs w:val="18"/>
+                <w14:ligatures w14:val="none"/>
+              </w:rPr>
+              <w:t xml:space="preserve"> </w:t>
+            </w:r>
+            <w:r>
+              <w:rPr>
+                <w:rFonts w:ascii="Arial" w:eastAsia="Times New Roman" w:hAnsi="Arial" w:cs="Arial"/>
+                <w:color w:val="000000"/>
+                <w:kern w:val="0"/>
+                <w:sz w:val="18"/>
+                <w:szCs w:val="18"/>
+                <w14:ligatures w14:val="none"/>
+              </w:rPr>
+              <w:t xml:space="preserve"> </w:t>
             </w:r>
           </w:p>
         </w:tc>
@@ -4048,7 +4081,7 @@
                 <w:szCs w:val="18"/>
                 <w14:ligatures w14:val="none"/>
               </w:rPr>
-              <w:t xml:space="preserve">                                    800,000 </w:t>
+              <w:t xml:space="preserve"> </w:t>
             </w:r>
           </w:p>
         </w:tc>
@@ -4090,7 +4123,7 @@
                 <w:szCs w:val="18"/>
                 <w14:ligatures w14:val="none"/>
               </w:rPr>
-              <w:t>Reimbursement of drug purchase</w:t>
+              <w:t xml:space="preserve"> </w:t>
             </w:r>
           </w:p>
         </w:tc>
@@ -4154,7 +4187,7 @@
                 <w:szCs w:val="18"/>
                 <w14:ligatures w14:val="none"/>
               </w:rPr>
-              <w:t xml:space="preserve">          5,799,435 </w:t>
+              <w:t xml:space="preserve"> </w:t>
             </w:r>
           </w:p>
         </w:tc>
@@ -4193,7 +4226,29 @@
                 <w:szCs w:val="18"/>
                 <w14:ligatures w14:val="none"/>
               </w:rPr>
-              <w:t xml:space="preserve">                  1 </w:t>
+              <w:t xml:space="preserve">                  </w:t>
+            </w:r>
+            <w:r>
+              <w:rPr>
+                <w:rFonts w:ascii="Arial" w:eastAsia="Times New Roman" w:hAnsi="Arial" w:cs="Arial"/>
+                <w:color w:val="000000"/>
+                <w:kern w:val="0"/>
+                <w:sz w:val="18"/>
+                <w:szCs w:val="18"/>
+                <w14:ligatures w14:val="none"/>
+              </w:rPr>
+              <w:t xml:space="preserve"> </w:t>
+            </w:r>
+            <w:r>
+              <w:rPr>
+                <w:rFonts w:ascii="Arial" w:eastAsia="Times New Roman" w:hAnsi="Arial" w:cs="Arial"/>
+                <w:color w:val="000000"/>
+                <w:kern w:val="0"/>
+                <w:sz w:val="18"/>
+                <w:szCs w:val="18"/>
+                <w14:ligatures w14:val="none"/>
+              </w:rPr>
+              <w:t xml:space="preserve"> </w:t>
             </w:r>
           </w:p>
         </w:tc>
@@ -4231,7 +4286,7 @@
                 <w:szCs w:val="18"/>
                 <w14:ligatures w14:val="none"/>
               </w:rPr>
-              <w:t xml:space="preserve">                                 5,799,435 </w:t>
+              <w:t xml:space="preserve"> </w:t>
             </w:r>
           </w:p>
         </w:tc>
@@ -7636,6 +7691,7 @@
   <w:style w:type="character" w:default="1" w:styleId="DefaultParagraphFont">
     <w:name w:val="Default Paragraph Font"/>
     <w:uiPriority w:val="1"/>
+    <w:semiHidden/>
     <w:unhideWhenUsed/>
   </w:style>
   <w:style w:type="table" w:default="1" w:styleId="TableNormal">
